--- a/project/documents/reportletters/MSGeneralEmail.docx
+++ b/project/documents/reportletters/MSGeneralEmail.docx
@@ -13,19 +13,7 @@
         <w:rPr>
           <w:rFonts w:cstheme="minorHAnsi"/>
         </w:rPr>
-        <w:t>MS Email</w:t>
-      </w:r>
-      <w:r>
-        <w:rPr>
-          <w:rFonts w:cstheme="minorHAnsi"/>
-        </w:rPr>
-        <w:t xml:space="preserve"> - </w:t>
-      </w:r>
-      <w:r>
-        <w:rPr>
-          <w:rFonts w:cstheme="minorHAnsi"/>
-        </w:rPr>
-        <w:t>to Client</w:t>
+        <w:t>&lt;&lt;This.clientRefNo&gt;&gt; - &lt;&lt;Item being reported&gt;&gt; - &lt;&lt;This.matterNo&gt;&gt;</w:t>
       </w:r>
     </w:p>
     <w:p>
@@ -59,38 +47,8 @@
           <w:b/>
           <w:bCs/>
         </w:rPr>
-        <w:t>Subject line:</w:t>
-      </w:r>
-    </w:p>
-    <w:p>
-      <w:pPr>
-        <w:spacing w:after="0" w:line="240" w:lineRule="auto"/>
-        <w:rPr>
-          <w:rFonts w:cstheme="minorHAnsi"/>
-        </w:rPr>
-      </w:pPr>
-      <w:r>
-        <w:rPr>
-          <w:rFonts w:cstheme="minorHAnsi"/>
-        </w:rPr>
-        <w:t>&lt;&lt;This.clientRefNo&gt;&gt; - &lt;&lt;Item being reported&gt;&gt; - &lt;&lt;This.matterNo&gt;&gt;</w:t>
-      </w:r>
-    </w:p>
-    <w:p>
-      <w:pPr>
-        <w:spacing w:after="0" w:line="240" w:lineRule="auto"/>
-        <w:rPr>
-          <w:rFonts w:cstheme="minorHAnsi"/>
-        </w:rPr>
-      </w:pPr>
-    </w:p>
-    <w:p>
-      <w:pPr>
-        <w:spacing w:after="0" w:line="240" w:lineRule="auto"/>
-        <w:rPr>
-          <w:rFonts w:cstheme="minorHAnsi"/>
-        </w:rPr>
-      </w:pPr>
+        <w:t>Body:</w:t>
+      </w:r>
     </w:p>
     <w:p>
       <w:pPr>
@@ -101,233 +59,295 @@
           <w:bCs/>
         </w:rPr>
       </w:pPr>
-      <w:r>
+    </w:p>
+    <w:p>
+      <w:pPr>
+        <w:spacing w:after="0" w:line="240" w:lineRule="auto"/>
         <w:rPr>
           <w:rFonts w:cstheme="minorHAnsi"/>
           <w:b/>
           <w:bCs/>
         </w:rPr>
-        <w:t>Body:</w:t>
-      </w:r>
-    </w:p>
-    <w:p>
-      <w:pPr>
-        <w:spacing w:after="0" w:line="240" w:lineRule="auto"/>
-        <w:rPr>
-          <w:rFonts w:cstheme="minorHAnsi"/>
-          <w:color w:val="000000"/>
-          <w:shd w:val="clear" w:color="auto" w:fill="FFFFFF"/>
-        </w:rPr>
-      </w:pPr>
-      <w:r>
-        <w:rPr>
-          <w:rFonts w:cstheme="minorHAnsi"/>
-          <w:color w:val="000000"/>
-          <w:shd w:val="clear" w:color="auto" w:fill="FFFFFF"/>
-        </w:rPr>
-        <w:t>MSFT Reference: </w:t>
-      </w:r>
-      <w:r>
-        <w:rPr>
-          <w:rFonts w:cstheme="minorHAnsi"/>
-        </w:rPr>
-        <w:t>&lt;&lt;This.clientRefNo&gt;&gt;</w:t>
-      </w:r>
-      <w:r>
-        <w:rPr>
-          <w:rFonts w:cstheme="minorHAnsi"/>
-          <w:color w:val="000000"/>
-        </w:rPr>
-        <w:br/>
-      </w:r>
-      <w:r>
-        <w:rPr>
-          <w:rFonts w:cstheme="minorHAnsi"/>
-          <w:color w:val="000000"/>
-          <w:shd w:val="clear" w:color="auto" w:fill="FFFFFF"/>
-        </w:rPr>
-        <w:t>Agent: Schwegman, Lundberg &amp; Woessner (539483451)</w:t>
-      </w:r>
-      <w:r>
-        <w:rPr>
-          <w:rFonts w:cstheme="minorHAnsi"/>
-          <w:color w:val="000000"/>
-        </w:rPr>
-        <w:br/>
-      </w:r>
-      <w:r>
-        <w:rPr>
-          <w:rFonts w:cstheme="minorHAnsi"/>
-          <w:color w:val="000000"/>
-          <w:shd w:val="clear" w:color="auto" w:fill="FFFFFF"/>
-        </w:rPr>
-        <w:t xml:space="preserve">Agent Reference: </w:t>
-      </w:r>
-      <w:r>
-        <w:rPr>
-          <w:rFonts w:cstheme="minorHAnsi"/>
-        </w:rPr>
-        <w:t>&lt;&lt;This.matterNo&gt;&gt;</w:t>
-      </w:r>
-      <w:r>
-        <w:rPr>
-          <w:rFonts w:cstheme="minorHAnsi"/>
-          <w:color w:val="000000"/>
-        </w:rPr>
-        <w:br/>
-      </w:r>
-      <w:r>
-        <w:rPr>
-          <w:rFonts w:cstheme="minorHAnsi"/>
-          <w:color w:val="000000"/>
-          <w:shd w:val="clear" w:color="auto" w:fill="FFFFFF"/>
-        </w:rPr>
-        <w:t>Agent Contact: &lt;&lt;this.WAName&gt;&gt;</w:t>
-      </w:r>
-      <w:r>
-        <w:rPr>
-          <w:rFonts w:cstheme="minorHAnsi"/>
-          <w:color w:val="000000"/>
-        </w:rPr>
-        <w:br/>
-      </w:r>
-      <w:r>
-        <w:rPr>
-          <w:rFonts w:cstheme="minorHAnsi"/>
-          <w:color w:val="000000"/>
-          <w:shd w:val="clear" w:color="auto" w:fill="FFFFFF"/>
-        </w:rPr>
-        <w:t>Agent Contact Phone: &lt;&lt;this.WAPhone&gt;&gt;</w:t>
-      </w:r>
-    </w:p>
-    <w:p>
-      <w:pPr>
-        <w:spacing w:after="0" w:line="240" w:lineRule="auto"/>
-        <w:rPr>
-          <w:rFonts w:cstheme="minorHAnsi"/>
-          <w:color w:val="000000"/>
-          <w:shd w:val="clear" w:color="auto" w:fill="FFFFFF"/>
-        </w:rPr>
-      </w:pPr>
-      <w:r>
-        <w:rPr>
-          <w:rFonts w:cstheme="minorHAnsi"/>
-          <w:color w:val="000000"/>
-          <w:shd w:val="clear" w:color="auto" w:fill="FFFFFF"/>
-        </w:rPr>
-        <w:t>Agent Contact Email: &lt;&lt;This.WAEmail&gt;&gt;</w:t>
-      </w:r>
-      <w:r>
-        <w:rPr>
-          <w:rFonts w:cstheme="minorHAnsi"/>
-          <w:color w:val="000000"/>
-        </w:rPr>
-        <w:br/>
-      </w:r>
-      <w:r>
-        <w:rPr>
-          <w:rFonts w:cstheme="minorHAnsi"/>
-          <w:color w:val="000000"/>
-          <w:shd w:val="clear" w:color="auto" w:fill="FFFFFF"/>
-        </w:rPr>
-        <w:t>Title: &lt;&lt;This.title&gt;&gt;</w:t>
-      </w:r>
-      <w:r>
-        <w:rPr>
-          <w:rFonts w:cstheme="minorHAnsi"/>
-          <w:color w:val="000000"/>
-        </w:rPr>
-        <w:br/>
-      </w:r>
-      <w:r>
-        <w:rPr>
-          <w:rFonts w:cstheme="minorHAnsi"/>
-          <w:color w:val="000000"/>
-          <w:shd w:val="clear" w:color="auto" w:fill="FFFFFF"/>
-        </w:rPr>
-        <w:t>Application Date: &lt;&lt;This.filedDate&gt;&gt;</w:t>
-      </w:r>
-      <w:r>
-        <w:rPr>
-          <w:rFonts w:cstheme="minorHAnsi"/>
-          <w:color w:val="000000"/>
-        </w:rPr>
-        <w:br/>
-      </w:r>
-      <w:r>
-        <w:rPr>
-          <w:rFonts w:cstheme="minorHAnsi"/>
-          <w:color w:val="000000"/>
-          <w:shd w:val="clear" w:color="auto" w:fill="FFFFFF"/>
-        </w:rPr>
-        <w:t>Application Number: &lt;&lt;This.serialNo&gt;&gt;</w:t>
-      </w:r>
-    </w:p>
-    <w:p>
-      <w:pPr>
-        <w:spacing w:after="0" w:line="240" w:lineRule="auto"/>
-        <w:rPr>
-          <w:rFonts w:cstheme="minorHAnsi"/>
-          <w:color w:val="000000"/>
-          <w:shd w:val="clear" w:color="auto" w:fill="FFFFFF"/>
-        </w:rPr>
-      </w:pPr>
-    </w:p>
-    <w:p>
-      <w:pPr>
-        <w:spacing w:after="0" w:line="240" w:lineRule="auto"/>
-        <w:rPr>
-          <w:rFonts w:cstheme="minorHAnsi"/>
-          <w:color w:val="000000"/>
-          <w:shd w:val="clear" w:color="auto" w:fill="FFFFFF"/>
-        </w:rPr>
-      </w:pPr>
-    </w:p>
-    <w:p>
-      <w:pPr>
-        <w:rPr>
-          <w:rFonts w:cstheme="minorHAnsi"/>
-          <w:color w:val="000000"/>
-          <w:shd w:val="clear" w:color="auto" w:fill="FFFFFF"/>
-        </w:rPr>
-      </w:pPr>
-      <w:r>
-        <w:rPr>
-          <w:rFonts w:cstheme="minorHAnsi"/>
-          <w:color w:val="000000"/>
-          <w:shd w:val="clear" w:color="auto" w:fill="FFFFFF"/>
-        </w:rPr>
-        <w:t>WARNING: This document may contain HBI-Microsoft Confidential information and should be treated accordingly.</w:t>
-      </w:r>
-      <w:r>
-        <w:rPr>
-          <w:rFonts w:cstheme="minorHAnsi"/>
-          <w:color w:val="000000"/>
-        </w:rPr>
-        <w:br/>
-      </w:r>
-      <w:r>
-        <w:rPr>
-          <w:rFonts w:cstheme="minorHAnsi"/>
-          <w:color w:val="000000"/>
-          <w:shd w:val="clear" w:color="auto" w:fill="FFFFFF"/>
-        </w:rPr>
-        <w:t>Attorney-Client Privileged Communication</w:t>
-      </w:r>
-      <w:r>
-        <w:rPr>
-          <w:rFonts w:cstheme="minorHAnsi"/>
-          <w:color w:val="000000"/>
-          <w:shd w:val="clear" w:color="auto" w:fill="FFFFFF"/>
-        </w:rPr>
-        <w:br/>
-        <w:t>Attorney Work Product</w:t>
-      </w:r>
-    </w:p>
-    <w:p>
-      <w:pPr>
-        <w:spacing w:after="0" w:line="240" w:lineRule="auto"/>
-      </w:pPr>
+      </w:pPr>
+    </w:p>
+    <w:p>
+      <w:pPr>
+        <w:spacing w:after="0" w:line="240" w:lineRule="auto"/>
+        <w:rPr>
+          <w:rFonts w:cstheme="minorHAnsi"/>
+          <w:b/>
+          <w:bCs/>
+        </w:rPr>
+      </w:pPr>
+    </w:p>
+    <w:p>
+      <w:pPr>
+        <w:spacing w:after="0" w:line="240" w:lineRule="auto"/>
+        <w:rPr>
+          <w:rFonts w:cstheme="minorHAnsi"/>
+          <w:color w:val="000000"/>
+          <w:shd w:val="clear" w:color="auto" w:fill="FFFFFF"/>
+        </w:rPr>
+      </w:pPr>
+      <w:r>
+        <w:rPr>
+          <w:rFonts w:cstheme="minorHAnsi"/>
+          <w:color w:val="000000"/>
+          <w:shd w:val="clear" w:color="auto" w:fill="FFFFFF"/>
+        </w:rPr>
+        <w:t>MSFT Reference: &lt;&lt;RefNo&gt;&gt;</w:t>
+      </w:r>
+    </w:p>
+    <w:p>
+      <w:pPr>
+        <w:spacing w:after="0" w:line="240" w:lineRule="auto"/>
+        <w:rPr>
+          <w:rFonts w:cstheme="minorHAnsi"/>
+          <w:color w:val="000000"/>
+          <w:shd w:val="clear" w:color="auto" w:fill="FFFFFF"/>
+        </w:rPr>
+      </w:pPr>
+      <w:r>
+        <w:rPr>
+          <w:rFonts w:cstheme="minorHAnsi"/>
+          <w:color w:val="000000"/>
+          <w:shd w:val="clear" w:color="auto" w:fill="FFFFFF"/>
+        </w:rPr>
+        <w:t>Agent Reference:  &lt;&lt;This.matterNo&gt;&gt;</w:t>
+      </w:r>
+    </w:p>
+    <w:p>
+      <w:pPr>
+        <w:spacing w:after="0" w:line="240" w:lineRule="auto"/>
+        <w:rPr>
+          <w:rFonts w:cstheme="minorHAnsi"/>
+          <w:color w:val="000000"/>
+          <w:shd w:val="clear" w:color="auto" w:fill="FFFFFF"/>
+        </w:rPr>
+      </w:pPr>
+    </w:p>
+    <w:p>
+      <w:pPr>
+        <w:spacing w:after="0" w:line="240" w:lineRule="auto"/>
+        <w:rPr>
+          <w:rFonts w:cstheme="minorHAnsi"/>
+          <w:color w:val="000000"/>
+          <w:shd w:val="clear" w:color="auto" w:fill="FFFFFF"/>
+        </w:rPr>
+      </w:pPr>
+      <w:r>
+        <w:rPr>
+          <w:rFonts w:cstheme="minorHAnsi"/>
+          <w:color w:val="000000"/>
+          <w:shd w:val="clear" w:color="auto" w:fill="FFFFFF"/>
+        </w:rPr>
+        <w:t>Agent: Schwegman, Lundberg &amp; Woessner (539483451)</w:t>
+      </w:r>
+    </w:p>
+    <w:p>
+      <w:pPr>
+        <w:spacing w:after="0" w:line="240" w:lineRule="auto"/>
+        <w:rPr>
+          <w:rFonts w:cstheme="minorHAnsi"/>
+          <w:color w:val="000000"/>
+          <w:shd w:val="clear" w:color="auto" w:fill="FFFFFF"/>
+        </w:rPr>
+      </w:pPr>
+      <w:r>
+        <w:rPr>
+          <w:rFonts w:cstheme="minorHAnsi"/>
+          <w:color w:val="000000"/>
+          <w:shd w:val="clear" w:color="auto" w:fill="FFFFFF"/>
+        </w:rPr>
+        <w:t>Agent Contact: &lt;&lt;WAName&gt;&gt;</w:t>
+      </w:r>
+    </w:p>
+    <w:p>
+      <w:pPr>
+        <w:spacing w:after="0" w:line="240" w:lineRule="auto"/>
+        <w:rPr>
+          <w:rFonts w:cstheme="minorHAnsi"/>
+          <w:color w:val="000000"/>
+          <w:shd w:val="clear" w:color="auto" w:fill="FFFFFF"/>
+        </w:rPr>
+      </w:pPr>
+      <w:r>
+        <w:rPr>
+          <w:rFonts w:cstheme="minorHAnsi"/>
+          <w:color w:val="000000"/>
+          <w:shd w:val="clear" w:color="auto" w:fill="FFFFFF"/>
+        </w:rPr>
+        <w:t>Agent Contact Email: &lt;&lt;WAEmail&gt;&gt;</w:t>
+      </w:r>
+    </w:p>
+    <w:p>
+      <w:pPr>
+        <w:spacing w:after="0" w:line="240" w:lineRule="auto"/>
+        <w:rPr>
+          <w:rFonts w:cstheme="minorHAnsi"/>
+          <w:color w:val="000000"/>
+          <w:shd w:val="clear" w:color="auto" w:fill="FFFFFF"/>
+        </w:rPr>
+      </w:pPr>
+      <w:r>
+        <w:rPr>
+          <w:rFonts w:cstheme="minorHAnsi"/>
+          <w:color w:val="000000"/>
+          <w:shd w:val="clear" w:color="auto" w:fill="FFFFFF"/>
+        </w:rPr>
+        <w:t>Responsible Manager: &lt;&lt;ClientCorporateCounselname&gt;&gt;</w:t>
+      </w:r>
+    </w:p>
+    <w:p>
+      <w:pPr>
+        <w:spacing w:after="0" w:line="240" w:lineRule="auto"/>
+        <w:rPr>
+          <w:rFonts w:cstheme="minorHAnsi"/>
+          <w:color w:val="000000"/>
+          <w:shd w:val="clear" w:color="auto" w:fill="FFFFFF"/>
+        </w:rPr>
+      </w:pPr>
+      <w:r>
+        <w:rPr>
+          <w:rFonts w:cstheme="minorHAnsi"/>
+          <w:color w:val="000000"/>
+          <w:shd w:val="clear" w:color="auto" w:fill="FFFFFF"/>
+        </w:rPr>
+        <w:t>Responsible Manager Email: &lt;&lt;ClientCorporateCounselemail&gt;&gt;</w:t>
+      </w:r>
+    </w:p>
+    <w:p>
+      <w:pPr>
+        <w:spacing w:after="0" w:line="240" w:lineRule="auto"/>
+        <w:rPr>
+          <w:rFonts w:cstheme="minorHAnsi"/>
+          <w:color w:val="000000"/>
+          <w:shd w:val="clear" w:color="auto" w:fill="FFFFFF"/>
+        </w:rPr>
+      </w:pPr>
+      <w:r>
+        <w:rPr>
+          <w:rFonts w:cstheme="minorHAnsi"/>
+          <w:color w:val="000000"/>
+          <w:shd w:val="clear" w:color="auto" w:fill="FFFFFF"/>
+        </w:rPr>
+        <w:t>Case Manager: &lt;&lt;clientparaname&gt;&gt;</w:t>
+      </w:r>
+    </w:p>
+    <w:p>
+      <w:pPr>
+        <w:spacing w:after="0" w:line="240" w:lineRule="auto"/>
+        <w:rPr>
+          <w:rFonts w:cstheme="minorHAnsi"/>
+          <w:color w:val="000000"/>
+          <w:shd w:val="clear" w:color="auto" w:fill="FFFFFF"/>
+        </w:rPr>
+      </w:pPr>
+      <w:r>
+        <w:rPr>
+          <w:rFonts w:cstheme="minorHAnsi"/>
+          <w:color w:val="000000"/>
+          <w:shd w:val="clear" w:color="auto" w:fill="FFFFFF"/>
+        </w:rPr>
+        <w:t>Case Manager Email: &lt;&lt;clientparaemail&gt;&gt;</w:t>
+      </w:r>
+    </w:p>
+    <w:p>
+      <w:pPr>
+        <w:spacing w:after="0" w:line="240" w:lineRule="auto"/>
+        <w:rPr>
+          <w:rFonts w:cstheme="minorHAnsi"/>
+          <w:color w:val="000000"/>
+          <w:shd w:val="clear" w:color="auto" w:fill="FFFFFF"/>
+        </w:rPr>
+      </w:pPr>
+    </w:p>
+    <w:p>
+      <w:pPr>
+        <w:spacing w:after="0" w:line="240" w:lineRule="auto"/>
+        <w:rPr>
+          <w:rFonts w:cstheme="minorHAnsi"/>
+          <w:color w:val="000000"/>
+          <w:shd w:val="clear" w:color="auto" w:fill="FFFFFF"/>
+        </w:rPr>
+      </w:pPr>
+      <w:r>
+        <w:rPr>
+          <w:rFonts w:cstheme="minorHAnsi"/>
+          <w:color w:val="000000"/>
+          <w:shd w:val="clear" w:color="auto" w:fill="FFFFFF"/>
+        </w:rPr>
+        <w:t>Title: &lt;&lt;This.title&gt;&gt;</w:t>
+      </w:r>
+    </w:p>
+    <w:p>
+      <w:pPr>
+        <w:spacing w:after="0" w:line="240" w:lineRule="auto"/>
+        <w:rPr>
+          <w:rFonts w:cstheme="minorHAnsi"/>
+          <w:color w:val="000000"/>
+          <w:shd w:val="clear" w:color="auto" w:fill="FFFFFF"/>
+        </w:rPr>
+      </w:pPr>
+      <w:r>
+        <w:rPr>
+          <w:rFonts w:cstheme="minorHAnsi"/>
+          <w:color w:val="000000"/>
+          <w:shd w:val="clear" w:color="auto" w:fill="FFFFFF"/>
+        </w:rPr>
+        <w:t>Application Date: &lt;&lt;This.filedDate&gt;&gt;</w:t>
+      </w:r>
+    </w:p>
+    <w:p>
+      <w:pPr>
+        <w:spacing w:after="0" w:line="240" w:lineRule="auto"/>
+        <w:rPr>
+          <w:rFonts w:cstheme="minorHAnsi"/>
+          <w:color w:val="000000"/>
+          <w:shd w:val="clear" w:color="auto" w:fill="FFFFFF"/>
+        </w:rPr>
+      </w:pPr>
+      <w:r>
+        <w:rPr>
+          <w:rFonts w:cstheme="minorHAnsi"/>
+          <w:color w:val="000000"/>
+          <w:shd w:val="clear" w:color="auto" w:fill="FFFFFF"/>
+        </w:rPr>
+        <w:t>Application Number: &lt;&lt;This.serialNo&gt;&gt;</w:t>
+      </w:r>
+    </w:p>
+    <w:p>
+      <w:pPr>
+        <w:spacing w:after="0" w:line="240" w:lineRule="auto"/>
+        <w:rPr>
+          <w:rFonts w:cstheme="minorHAnsi"/>
+          <w:color w:val="000000"/>
+          <w:shd w:val="clear" w:color="auto" w:fill="FFFFFF"/>
+        </w:rPr>
+      </w:pPr>
+    </w:p>
+    <w:p>
+      <w:pPr>
+        <w:spacing w:after="0" w:line="240" w:lineRule="auto"/>
+        <w:rPr>
+          <w:rFonts w:cstheme="minorHAnsi"/>
+          <w:color w:val="000000"/>
+          <w:shd w:val="clear" w:color="auto" w:fill="FFFFFF"/>
+        </w:rPr>
+      </w:pPr>
+    </w:p>
+    <w:p>
+      <w:pPr>
+        <w:spacing w:after="0" w:line="240" w:lineRule="auto"/>
+      </w:pPr>
+      <w:r>
+        <w:rPr>
+          <w:rFonts w:cstheme="minorHAnsi"/>
+          <w:color w:val="000000"/>
+          <w:shd w:val="clear" w:color="auto" w:fill="FFFFFF"/>
+        </w:rPr>
+        <w:t>Attorney-Client Privileged Communication Attorney Work Product</w:t>
+      </w:r>
       <w:r>
         <w:rPr>
           <w:rFonts w:ascii="Noto Sans" w:hAnsi="Noto Sans" w:cs="Noto Sans"/>

--- a/project/documents/reportletters/MSGeneralEmail.docx
+++ b/project/documents/reportletters/MSGeneralEmail.docx
@@ -21,34 +21,20 @@
         <w:spacing w:after="0" w:line="240" w:lineRule="auto"/>
         <w:rPr>
           <w:rFonts w:cstheme="minorHAnsi"/>
-        </w:rPr>
-      </w:pPr>
-    </w:p>
-    <w:p>
-      <w:pPr>
-        <w:spacing w:after="0" w:line="240" w:lineRule="auto"/>
-        <w:rPr>
-          <w:rFonts w:cstheme="minorHAnsi"/>
-        </w:rPr>
-      </w:pPr>
-    </w:p>
-    <w:p>
-      <w:pPr>
-        <w:spacing w:after="0" w:line="240" w:lineRule="auto"/>
-        <w:rPr>
-          <w:rFonts w:cstheme="minorHAnsi"/>
           <w:b/>
           <w:bCs/>
         </w:rPr>
       </w:pPr>
-      <w:r>
+    </w:p>
+    <w:p>
+      <w:pPr>
+        <w:spacing w:after="0" w:line="240" w:lineRule="auto"/>
         <w:rPr>
           <w:rFonts w:cstheme="minorHAnsi"/>
           <w:b/>
           <w:bCs/>
         </w:rPr>
-        <w:t>Body:</w:t>
-      </w:r>
+      </w:pPr>
     </w:p>
     <w:p>
       <w:pPr>
